--- a/Nhom12_DeTai6_NguyenMinhTri (Copy).docx
+++ b/Nhom12_DeTai6_NguyenMinhTri (Copy).docx
@@ -1417,6 +1417,106 @@
         <w:t>ƠN</w:t>
       </w:r>
       <w:bookmarkEnd w:id="1"/>
+    </w:p>
+    <w:p>
+      <w:pPr>
+        <w:ind w:firstLine="720"/>
+        <w:rPr>
+          <w:sz w:val="26"/>
+          <w:szCs w:val="26"/>
+          <w:lang w:val="vi-VN"/>
+        </w:rPr>
+      </w:pPr>
+      <w:r>
+        <w:rPr>
+          <w:sz w:val="26"/>
+          <w:szCs w:val="26"/>
+          <w:lang w:val="vi-VN"/>
+        </w:rPr>
+        <w:t>Lời đầu tiên, em xin gửi lời chào trân trọng và lời cảm ơn chân thành nhất đến Ban Giám hiệu, cùng toàn thể quý thầy cô giáo, cán bộ và công nhân viên đang công tác tại Trường Đại học Công Thương TP.HCM. Cảm ơn nhà trường đã tạo ra một môi trường học tập, rèn luyện chất lượng và truyền đạt cho em những nền tảng kiến thức chuyên môn vững chắc.</w:t>
+      </w:r>
+    </w:p>
+    <w:p>
+      <w:pPr>
+        <w:rPr>
+          <w:sz w:val="26"/>
+          <w:szCs w:val="26"/>
+          <w:lang w:val="vi-VN"/>
+        </w:rPr>
+      </w:pPr>
+      <w:r>
+        <w:rPr>
+          <w:sz w:val="26"/>
+          <w:szCs w:val="26"/>
+          <w:lang w:val="vi-VN"/>
+        </w:rPr>
+        <w:t>Đặc biệt, em xin bày tỏ lòng biết ơn sâu sắc nhất đến Giảng viên hướng dẫn –</w:t>
+      </w:r>
+      <w:r>
+        <w:rPr>
+          <w:sz w:val="26"/>
+          <w:szCs w:val="26"/>
+          <w:lang w:val="vi-VN"/>
+        </w:rPr>
+        <w:t xml:space="preserve"> Nguyễn Thanh Truyền</w:t>
+      </w:r>
+      <w:r>
+        <w:rPr>
+          <w:sz w:val="26"/>
+          <w:szCs w:val="26"/>
+          <w:lang w:val="vi-VN"/>
+        </w:rPr>
+        <w:t xml:space="preserve">. Trong suốt quá trình em nghiên cứu và phát triển đề tài khóa luận “XÂY DỰNG ỨNG DỤNG DỤNG QUẢN LÝ CHI TIÊU THEO NHÓM (NHIỀU NHÓM, NHIỀU LOẠI CHI TIÊU)”, </w:t>
+      </w:r>
+      <w:r>
+        <w:rPr>
+          <w:sz w:val="26"/>
+          <w:szCs w:val="26"/>
+          <w:lang w:val="vi-VN"/>
+        </w:rPr>
+        <w:t xml:space="preserve">thầy </w:t>
+      </w:r>
+      <w:r>
+        <w:rPr>
+          <w:sz w:val="26"/>
+          <w:szCs w:val="26"/>
+          <w:lang w:val="vi-VN"/>
+        </w:rPr>
+        <w:t>đã luôn tận tình dành thời gian chỉ bảo, định hướng và đưa ra những lời khuyên chuyên môn vô cùng quý báu.</w:t>
+      </w:r>
+    </w:p>
+    <w:p>
+      <w:pPr>
+        <w:rPr>
+          <w:sz w:val="26"/>
+          <w:szCs w:val="26"/>
+          <w:lang w:val="vi-VN"/>
+        </w:rPr>
+      </w:pPr>
+      <w:r>
+        <w:rPr>
+          <w:sz w:val="26"/>
+          <w:szCs w:val="26"/>
+          <w:lang w:val="vi-VN"/>
+        </w:rPr>
+        <w:t xml:space="preserve">Mặc dù đã cố gắng hết sức để hoàn thiện </w:t>
+      </w:r>
+      <w:r>
+        <w:rPr>
+          <w:sz w:val="26"/>
+          <w:szCs w:val="26"/>
+          <w:lang w:val="vi-VN"/>
+        </w:rPr>
+        <w:t>đồ án</w:t>
+      </w:r>
+      <w:r>
+        <w:rPr>
+          <w:sz w:val="26"/>
+          <w:szCs w:val="26"/>
+          <w:lang w:val="vi-VN"/>
+        </w:rPr>
+        <w:t>, nhưng do giới hạn về mặt thời gian cũng như kinh nghiệm, đề tài chắc chắn vẫn còn những thiếu sót. Em rất mong nhận được sự góp ý từ quý thầy cô.</w:t>
+      </w:r>
     </w:p>
     <w:p>
       <w:pPr>
@@ -5465,13 +5565,6 @@
                 <w:lang w:val="vi-VN"/>
               </w:rPr>
             </w:pPr>
-            <w:r>
-              <w:rPr>
-                <w:sz w:val="26"/>
-                <w:szCs w:val="26"/>
-              </w:rPr>
-              <w:t>Good Manufacturing Practice - World Health Organization</w:t>
-            </w:r>
           </w:p>
         </w:tc>
         <w:tc>
@@ -5489,116 +5582,33 @@
                 <w:lang w:val="vi-VN"/>
               </w:rPr>
             </w:pPr>
-            <w:r>
-              <w:rPr>
-                <w:sz w:val="26"/>
-                <w:szCs w:val="26"/>
-                <w:lang w:val="vi-VN"/>
-              </w:rPr>
-              <w:t>Tiêu chuẩn Thực hành Sản xuất Tốt theo Tổ chức Y tế Thế giới</w:t>
-            </w:r>
-          </w:p>
-        </w:tc>
-      </w:tr>
-      <w:tr>
-        <w:trPr>
-          <w:jc w:val="center"/>
-        </w:trPr>
-        <w:tc>
-          <w:tcPr>
-            <w:tcW w:w="3005" w:type="dxa"/>
-          </w:tcPr>
-          <w:p>
-            <w:pPr>
-              <w:jc w:val="both"/>
-              <w:rPr>
-                <w:b/>
-                <w:bCs/>
-                <w:sz w:val="26"/>
-                <w:szCs w:val="26"/>
-                <w:lang w:val="vi-VN"/>
-              </w:rPr>
-            </w:pPr>
-            <w:r>
-              <w:rPr>
-                <w:sz w:val="26"/>
-                <w:szCs w:val="26"/>
-              </w:rPr>
-              <w:t>NLC</w:t>
-            </w:r>
-          </w:p>
-        </w:tc>
-        <w:tc>
-          <w:tcPr>
-            <w:tcW w:w="3005" w:type="dxa"/>
-          </w:tcPr>
-          <w:p>
-            <w:pPr>
-              <w:jc w:val="both"/>
-              <w:rPr>
-                <w:b/>
-                <w:bCs/>
-                <w:sz w:val="26"/>
-                <w:szCs w:val="26"/>
-                <w:lang w:val="vi-VN"/>
-              </w:rPr>
-            </w:pPr>
-          </w:p>
-        </w:tc>
-        <w:tc>
-          <w:tcPr>
-            <w:tcW w:w="3006" w:type="dxa"/>
-          </w:tcPr>
-          <w:p>
-            <w:pPr>
-              <w:jc w:val="both"/>
-              <w:rPr>
-                <w:b/>
-                <w:bCs/>
-                <w:sz w:val="26"/>
-                <w:szCs w:val="26"/>
-                <w:lang w:val="vi-VN"/>
-              </w:rPr>
-            </w:pPr>
             <w:proofErr w:type="spellStart"/>
             <w:r>
-              <w:rPr>
-                <w:sz w:val="26"/>
-                <w:szCs w:val="26"/>
-              </w:rPr>
-              <w:t>Nguyên</w:t>
+              <w:t>Cơ</w:t>
             </w:r>
             <w:proofErr w:type="spellEnd"/>
             <w:r>
-              <w:rPr>
-                <w:sz w:val="26"/>
-                <w:szCs w:val="26"/>
-              </w:rPr>
               <w:t xml:space="preserve"> </w:t>
             </w:r>
             <w:proofErr w:type="spellStart"/>
             <w:r>
-              <w:rPr>
-                <w:sz w:val="26"/>
-                <w:szCs w:val="26"/>
-              </w:rPr>
+              <w:t>sở</w:t>
+            </w:r>
+            <w:proofErr w:type="spellEnd"/>
+            <w:r>
+              <w:t xml:space="preserve"> </w:t>
+            </w:r>
+            <w:proofErr w:type="spellStart"/>
+            <w:r>
+              <w:t>dữ</w:t>
+            </w:r>
+            <w:proofErr w:type="spellEnd"/>
+            <w:r>
+              <w:t xml:space="preserve"> </w:t>
+            </w:r>
+            <w:proofErr w:type="spellStart"/>
+            <w:r>
               <w:t>liệu</w:t>
-            </w:r>
-            <w:proofErr w:type="spellEnd"/>
-            <w:r>
-              <w:rPr>
-                <w:sz w:val="26"/>
-                <w:szCs w:val="26"/>
-              </w:rPr>
-              <w:t xml:space="preserve"> </w:t>
-            </w:r>
-            <w:proofErr w:type="spellStart"/>
-            <w:r>
-              <w:rPr>
-                <w:sz w:val="26"/>
-                <w:szCs w:val="26"/>
-              </w:rPr>
-              <w:t>chính</w:t>
             </w:r>
             <w:proofErr w:type="spellEnd"/>
           </w:p>
@@ -5624,11 +5634,7 @@
               </w:rPr>
             </w:pPr>
             <w:r>
-              <w:rPr>
-                <w:sz w:val="26"/>
-                <w:szCs w:val="26"/>
-              </w:rPr>
-              <w:t>BOM</w:t>
+              <w:t>API</w:t>
             </w:r>
           </w:p>
         </w:tc>
@@ -5647,22 +5653,6 @@
                 <w:lang w:val="vi-VN"/>
               </w:rPr>
             </w:pPr>
-            <w:r>
-              <w:rPr>
-                <w:sz w:val="26"/>
-                <w:szCs w:val="26"/>
-              </w:rPr>
-              <w:t xml:space="preserve">Bill of </w:t>
-            </w:r>
-            <w:proofErr w:type="spellStart"/>
-            <w:r>
-              <w:rPr>
-                <w:sz w:val="26"/>
-                <w:szCs w:val="26"/>
-              </w:rPr>
-              <w:t>Materialss</w:t>
-            </w:r>
-            <w:proofErr w:type="spellEnd"/>
           </w:p>
         </w:tc>
         <w:tc>
@@ -5682,11 +5672,9 @@
             </w:pPr>
             <w:r>
               <w:rPr>
-                <w:sz w:val="26"/>
-                <w:szCs w:val="26"/>
-                <w:lang w:val="vi-VN"/>
-              </w:rPr>
-              <w:t>Định mức nguyên vật liệu</w:t>
+                <w:lang w:val="vi-VN"/>
+              </w:rPr>
+              <w:t>Giao diện lập trình ứng dụng</w:t>
             </w:r>
           </w:p>
         </w:tc>
@@ -5707,17 +5695,12 @@
                 <w:bCs/>
                 <w:sz w:val="26"/>
                 <w:szCs w:val="26"/>
+                <w:lang w:val="vi-VN"/>
               </w:rPr>
             </w:pPr>
-            <w:proofErr w:type="spellStart"/>
-            <w:r>
-              <w:rPr>
-                <w:sz w:val="26"/>
-                <w:szCs w:val="26"/>
-              </w:rPr>
-              <w:t>eBMR</w:t>
-            </w:r>
-            <w:proofErr w:type="spellEnd"/>
+            <w:r>
+              <w:t>SQL</w:t>
+            </w:r>
           </w:p>
         </w:tc>
         <w:tc>
@@ -5728,18 +5711,18 @@
             <w:pPr>
               <w:jc w:val="both"/>
               <w:rPr>
-                <w:b/>
-                <w:bCs/>
                 <w:sz w:val="26"/>
                 <w:szCs w:val="26"/>
+                <w:lang w:val="vi-VN"/>
               </w:rPr>
             </w:pPr>
             <w:r>
               <w:rPr>
                 <w:sz w:val="26"/>
                 <w:szCs w:val="26"/>
-              </w:rPr>
-              <w:t>Electronic Batch Manufacturing Record</w:t>
+                <w:lang w:val="vi-VN"/>
+              </w:rPr>
+              <w:t>Structured Query Language</w:t>
             </w:r>
           </w:p>
         </w:tc>
@@ -5758,79 +5741,14 @@
                 <w:lang w:val="vi-VN"/>
               </w:rPr>
             </w:pPr>
-            <w:proofErr w:type="spellStart"/>
             <w:r>
               <w:rPr>
                 <w:sz w:val="26"/>
                 <w:szCs w:val="26"/>
-              </w:rPr>
-              <w:t>Hồ</w:t>
-            </w:r>
-            <w:proofErr w:type="spellEnd"/>
-            <w:r>
-              <w:rPr>
-                <w:sz w:val="26"/>
-                <w:szCs w:val="26"/>
-              </w:rPr>
-              <w:t xml:space="preserve"> </w:t>
-            </w:r>
-            <w:proofErr w:type="spellStart"/>
-            <w:r>
-              <w:rPr>
-                <w:sz w:val="26"/>
-                <w:szCs w:val="26"/>
-              </w:rPr>
-              <w:t>sơ</w:t>
-            </w:r>
-            <w:proofErr w:type="spellEnd"/>
-            <w:r>
-              <w:rPr>
-                <w:sz w:val="26"/>
-                <w:szCs w:val="26"/>
-              </w:rPr>
-              <w:t xml:space="preserve"> </w:t>
-            </w:r>
-            <w:proofErr w:type="spellStart"/>
-            <w:r>
-              <w:rPr>
-                <w:sz w:val="26"/>
-                <w:szCs w:val="26"/>
-              </w:rPr>
-              <w:t>lô</w:t>
-            </w:r>
-            <w:proofErr w:type="spellEnd"/>
-            <w:r>
-              <w:rPr>
-                <w:sz w:val="26"/>
-                <w:szCs w:val="26"/>
-              </w:rPr>
-              <w:t xml:space="preserve"> </w:t>
-            </w:r>
-            <w:proofErr w:type="spellStart"/>
-            <w:r>
-              <w:rPr>
-                <w:sz w:val="26"/>
-                <w:szCs w:val="26"/>
-              </w:rPr>
-              <w:t>điện</w:t>
-            </w:r>
-            <w:proofErr w:type="spellEnd"/>
-            <w:r>
-              <w:rPr>
-                <w:sz w:val="26"/>
-                <w:szCs w:val="26"/>
-              </w:rPr>
-              <w:t xml:space="preserve"> </w:t>
-            </w:r>
-            <w:proofErr w:type="spellStart"/>
-            <w:r>
-              <w:rPr>
-                <w:sz w:val="26"/>
-                <w:szCs w:val="26"/>
-              </w:rPr>
-              <w:t>tử</w:t>
-            </w:r>
-            <w:proofErr w:type="spellEnd"/>
+                <w:lang w:val="vi-VN"/>
+              </w:rPr>
+              <w:t>Ngôn ngữ truy vấn có cấu trúc</w:t>
+            </w:r>
           </w:p>
         </w:tc>
       </w:tr>
@@ -5850,22 +5768,10 @@
                 <w:bCs/>
                 <w:sz w:val="26"/>
                 <w:szCs w:val="26"/>
+                <w:lang w:val="vi-VN"/>
               </w:rPr>
             </w:pPr>
-            <w:r>
-              <w:rPr>
-                <w:sz w:val="26"/>
-                <w:szCs w:val="26"/>
-                <w:lang w:val="vi-VN"/>
-              </w:rPr>
-              <w:t>QA/QC</w:t>
-            </w:r>
           </w:p>
-        </w:tc>
-        <w:tc>
-          <w:tcPr>
-            <w:tcW w:w="3005" w:type="dxa"/>
-          </w:tcPr>
           <w:p>
             <w:pPr>
               <w:jc w:val="both"/>
@@ -5877,59 +5783,7 @@
                 <w:lang w:val="vi-VN"/>
               </w:rPr>
             </w:pPr>
-            <w:r>
-              <w:rPr>
-                <w:sz w:val="26"/>
-                <w:szCs w:val="26"/>
-              </w:rPr>
-              <w:t>Quality</w:t>
-            </w:r>
-            <w:r>
-              <w:rPr>
-                <w:sz w:val="26"/>
-                <w:szCs w:val="26"/>
-                <w:lang w:val="vi-VN"/>
-              </w:rPr>
-              <w:t xml:space="preserve"> </w:t>
-            </w:r>
-            <w:r>
-              <w:rPr>
-                <w:sz w:val="26"/>
-                <w:szCs w:val="26"/>
-                <w:lang w:val="vi-VN"/>
-              </w:rPr>
-              <w:t>Assurance</w:t>
-            </w:r>
-            <w:r>
-              <w:rPr>
-                <w:sz w:val="26"/>
-                <w:szCs w:val="26"/>
-                <w:lang w:val="vi-VN"/>
-              </w:rPr>
-              <w:t>/</w:t>
-            </w:r>
-            <w:r>
-              <w:rPr>
-                <w:sz w:val="26"/>
-                <w:szCs w:val="26"/>
-                <w:lang w:val="vi-VN"/>
-              </w:rPr>
-              <w:t>Quali</w:t>
-            </w:r>
-            <w:r>
-              <w:rPr>
-                <w:sz w:val="26"/>
-                <w:szCs w:val="26"/>
-                <w:lang w:val="vi-VN"/>
-              </w:rPr>
-              <w:t>ty Control</w:t>
-            </w:r>
           </w:p>
-        </w:tc>
-        <w:tc>
-          <w:tcPr>
-            <w:tcW w:w="3006" w:type="dxa"/>
-          </w:tcPr>
           <w:p>
             <w:pPr>
               <w:jc w:val="both"/>
@@ -5941,25 +5795,7 @@
                 <w:lang w:val="vi-VN"/>
               </w:rPr>
             </w:pPr>
-            <w:r>
-              <w:rPr>
-                <w:sz w:val="26"/>
-                <w:szCs w:val="26"/>
-                <w:lang w:val="vi-VN"/>
-              </w:rPr>
-              <w:t>Đảm bảo chất lượng/Kiểm xoát chất lượng</w:t>
-            </w:r>
           </w:p>
-        </w:tc>
-      </w:tr>
-      <w:tr>
-        <w:trPr>
-          <w:jc w:val="center"/>
-        </w:trPr>
-        <w:tc>
-          <w:tcPr>
-            <w:tcW w:w="3005" w:type="dxa"/>
-          </w:tcPr>
           <w:p>
             <w:pPr>
               <w:jc w:val="both"/>
@@ -5971,20 +5807,7 @@
                 <w:lang w:val="vi-VN"/>
               </w:rPr>
             </w:pPr>
-            <w:r>
-              <w:rPr>
-                <w:sz w:val="26"/>
-                <w:szCs w:val="26"/>
-                <w:lang w:val="vi-VN"/>
-              </w:rPr>
-              <w:t>ERP</w:t>
-            </w:r>
           </w:p>
-        </w:tc>
-        <w:tc>
-          <w:tcPr>
-            <w:tcW w:w="3005" w:type="dxa"/>
-          </w:tcPr>
           <w:p>
             <w:pPr>
               <w:jc w:val="both"/>
@@ -5996,43 +5819,7 @@
                 <w:lang w:val="vi-VN"/>
               </w:rPr>
             </w:pPr>
-            <w:r>
-              <w:rPr>
-                <w:sz w:val="26"/>
-                <w:szCs w:val="26"/>
-              </w:rPr>
-              <w:t>Enterprise</w:t>
-            </w:r>
-            <w:r>
-              <w:rPr>
-                <w:sz w:val="26"/>
-                <w:szCs w:val="26"/>
-                <w:lang w:val="vi-VN"/>
-              </w:rPr>
-              <w:t xml:space="preserve"> </w:t>
-            </w:r>
-            <w:r>
-              <w:rPr>
-                <w:sz w:val="26"/>
-                <w:szCs w:val="26"/>
-                <w:lang w:val="vi-VN"/>
-              </w:rPr>
-              <w:t>Resource</w:t>
-            </w:r>
-            <w:r>
-              <w:rPr>
-                <w:sz w:val="26"/>
-                <w:szCs w:val="26"/>
-                <w:lang w:val="vi-VN"/>
-              </w:rPr>
-              <w:t xml:space="preserve"> Planning</w:t>
-            </w:r>
           </w:p>
-        </w:tc>
-        <w:tc>
-          <w:tcPr>
-            <w:tcW w:w="3006" w:type="dxa"/>
-          </w:tcPr>
           <w:p>
             <w:pPr>
               <w:jc w:val="both"/>
@@ -6044,25 +5831,7 @@
                 <w:lang w:val="vi-VN"/>
               </w:rPr>
             </w:pPr>
-            <w:r>
-              <w:rPr>
-                <w:sz w:val="26"/>
-                <w:szCs w:val="26"/>
-                <w:lang w:val="vi-VN"/>
-              </w:rPr>
-              <w:t>Hệ thống hoạch định nguồn lực doanh nghiệp</w:t>
-            </w:r>
           </w:p>
-        </w:tc>
-      </w:tr>
-      <w:tr>
-        <w:trPr>
-          <w:jc w:val="center"/>
-        </w:trPr>
-        <w:tc>
-          <w:tcPr>
-            <w:tcW w:w="3005" w:type="dxa"/>
-          </w:tcPr>
           <w:p>
             <w:pPr>
               <w:jc w:val="both"/>
@@ -6074,20 +5843,7 @@
                 <w:lang w:val="vi-VN"/>
               </w:rPr>
             </w:pPr>
-            <w:r>
-              <w:rPr>
-                <w:sz w:val="26"/>
-                <w:szCs w:val="26"/>
-                <w:lang w:val="vi-VN"/>
-              </w:rPr>
-              <w:t>SOP</w:t>
-            </w:r>
           </w:p>
-        </w:tc>
-        <w:tc>
-          <w:tcPr>
-            <w:tcW w:w="3005" w:type="dxa"/>
-          </w:tcPr>
           <w:p>
             <w:pPr>
               <w:jc w:val="both"/>
@@ -6099,27 +5855,7 @@
                 <w:lang w:val="vi-VN"/>
               </w:rPr>
             </w:pPr>
-            <w:r>
-              <w:rPr>
-                <w:sz w:val="26"/>
-                <w:szCs w:val="26"/>
-              </w:rPr>
-              <w:t>Standard</w:t>
-            </w:r>
-            <w:r>
-              <w:rPr>
-                <w:sz w:val="26"/>
-                <w:szCs w:val="26"/>
-                <w:lang w:val="vi-VN"/>
-              </w:rPr>
-              <w:t xml:space="preserve"> Operating Procedure</w:t>
-            </w:r>
           </w:p>
-        </w:tc>
-        <w:tc>
-          <w:tcPr>
-            <w:tcW w:w="3006" w:type="dxa"/>
-          </w:tcPr>
           <w:p>
             <w:pPr>
               <w:jc w:val="both"/>
@@ -6131,25 +5867,331 @@
                 <w:lang w:val="vi-VN"/>
               </w:rPr>
             </w:pPr>
-            <w:r>
-              <w:rPr>
+          </w:p>
+          <w:p>
+            <w:pPr>
+              <w:jc w:val="both"/>
+              <w:rPr>
+                <w:b/>
+                <w:bCs/>
                 <w:sz w:val="26"/>
                 <w:szCs w:val="26"/>
                 <w:lang w:val="vi-VN"/>
               </w:rPr>
-              <w:t>Quy trình thao tác chuẩn</w:t>
-            </w:r>
+            </w:pPr>
           </w:p>
-        </w:tc>
-      </w:tr>
-      <w:tr>
-        <w:trPr>
-          <w:jc w:val="center"/>
-        </w:trPr>
-        <w:tc>
-          <w:tcPr>
-            <w:tcW w:w="3005" w:type="dxa"/>
-          </w:tcPr>
+          <w:p>
+            <w:pPr>
+              <w:jc w:val="both"/>
+              <w:rPr>
+                <w:b/>
+                <w:bCs/>
+                <w:sz w:val="26"/>
+                <w:szCs w:val="26"/>
+                <w:lang w:val="vi-VN"/>
+              </w:rPr>
+            </w:pPr>
+          </w:p>
+          <w:p>
+            <w:pPr>
+              <w:jc w:val="both"/>
+              <w:rPr>
+                <w:b/>
+                <w:bCs/>
+                <w:sz w:val="26"/>
+                <w:szCs w:val="26"/>
+                <w:lang w:val="vi-VN"/>
+              </w:rPr>
+            </w:pPr>
+          </w:p>
+          <w:p>
+            <w:pPr>
+              <w:jc w:val="both"/>
+              <w:rPr>
+                <w:b/>
+                <w:bCs/>
+                <w:sz w:val="26"/>
+                <w:szCs w:val="26"/>
+                <w:lang w:val="vi-VN"/>
+              </w:rPr>
+            </w:pPr>
+          </w:p>
+          <w:p>
+            <w:pPr>
+              <w:jc w:val="both"/>
+              <w:rPr>
+                <w:b/>
+                <w:bCs/>
+                <w:sz w:val="26"/>
+                <w:szCs w:val="26"/>
+                <w:lang w:val="vi-VN"/>
+              </w:rPr>
+            </w:pPr>
+          </w:p>
+          <w:p>
+            <w:pPr>
+              <w:jc w:val="both"/>
+              <w:rPr>
+                <w:b/>
+                <w:bCs/>
+                <w:sz w:val="26"/>
+                <w:szCs w:val="26"/>
+                <w:lang w:val="vi-VN"/>
+              </w:rPr>
+            </w:pPr>
+          </w:p>
+          <w:p>
+            <w:pPr>
+              <w:jc w:val="both"/>
+              <w:rPr>
+                <w:b/>
+                <w:bCs/>
+                <w:sz w:val="26"/>
+                <w:szCs w:val="26"/>
+                <w:lang w:val="vi-VN"/>
+              </w:rPr>
+            </w:pPr>
+          </w:p>
+          <w:p>
+            <w:pPr>
+              <w:jc w:val="both"/>
+              <w:rPr>
+                <w:b/>
+                <w:bCs/>
+                <w:sz w:val="26"/>
+                <w:szCs w:val="26"/>
+                <w:lang w:val="vi-VN"/>
+              </w:rPr>
+            </w:pPr>
+          </w:p>
+          <w:p>
+            <w:pPr>
+              <w:jc w:val="both"/>
+              <w:rPr>
+                <w:b/>
+                <w:bCs/>
+                <w:sz w:val="26"/>
+                <w:szCs w:val="26"/>
+                <w:lang w:val="vi-VN"/>
+              </w:rPr>
+            </w:pPr>
+          </w:p>
+          <w:p>
+            <w:pPr>
+              <w:jc w:val="both"/>
+              <w:rPr>
+                <w:b/>
+                <w:bCs/>
+                <w:sz w:val="26"/>
+                <w:szCs w:val="26"/>
+                <w:lang w:val="vi-VN"/>
+              </w:rPr>
+            </w:pPr>
+          </w:p>
+          <w:p>
+            <w:pPr>
+              <w:jc w:val="both"/>
+              <w:rPr>
+                <w:b/>
+                <w:bCs/>
+                <w:sz w:val="26"/>
+                <w:szCs w:val="26"/>
+                <w:lang w:val="vi-VN"/>
+              </w:rPr>
+            </w:pPr>
+          </w:p>
+          <w:p>
+            <w:pPr>
+              <w:jc w:val="both"/>
+              <w:rPr>
+                <w:b/>
+                <w:bCs/>
+                <w:sz w:val="26"/>
+                <w:szCs w:val="26"/>
+                <w:lang w:val="vi-VN"/>
+              </w:rPr>
+            </w:pPr>
+          </w:p>
+          <w:p>
+            <w:pPr>
+              <w:jc w:val="both"/>
+              <w:rPr>
+                <w:b/>
+                <w:bCs/>
+                <w:sz w:val="26"/>
+                <w:szCs w:val="26"/>
+                <w:lang w:val="vi-VN"/>
+              </w:rPr>
+            </w:pPr>
+          </w:p>
+          <w:p>
+            <w:pPr>
+              <w:jc w:val="both"/>
+              <w:rPr>
+                <w:b/>
+                <w:bCs/>
+                <w:sz w:val="26"/>
+                <w:szCs w:val="26"/>
+                <w:lang w:val="vi-VN"/>
+              </w:rPr>
+            </w:pPr>
+          </w:p>
+          <w:p>
+            <w:pPr>
+              <w:jc w:val="both"/>
+              <w:rPr>
+                <w:b/>
+                <w:bCs/>
+                <w:sz w:val="26"/>
+                <w:szCs w:val="26"/>
+                <w:lang w:val="vi-VN"/>
+              </w:rPr>
+            </w:pPr>
+          </w:p>
+          <w:p>
+            <w:pPr>
+              <w:jc w:val="both"/>
+              <w:rPr>
+                <w:b/>
+                <w:bCs/>
+                <w:sz w:val="26"/>
+                <w:szCs w:val="26"/>
+                <w:lang w:val="vi-VN"/>
+              </w:rPr>
+            </w:pPr>
+          </w:p>
+          <w:p>
+            <w:pPr>
+              <w:jc w:val="both"/>
+              <w:rPr>
+                <w:b/>
+                <w:bCs/>
+                <w:sz w:val="26"/>
+                <w:szCs w:val="26"/>
+                <w:lang w:val="vi-VN"/>
+              </w:rPr>
+            </w:pPr>
+          </w:p>
+          <w:p>
+            <w:pPr>
+              <w:jc w:val="both"/>
+              <w:rPr>
+                <w:b/>
+                <w:bCs/>
+                <w:sz w:val="26"/>
+                <w:szCs w:val="26"/>
+                <w:lang w:val="vi-VN"/>
+              </w:rPr>
+            </w:pPr>
+          </w:p>
+          <w:p>
+            <w:pPr>
+              <w:jc w:val="both"/>
+              <w:rPr>
+                <w:b/>
+                <w:bCs/>
+                <w:sz w:val="26"/>
+                <w:szCs w:val="26"/>
+                <w:lang w:val="vi-VN"/>
+              </w:rPr>
+            </w:pPr>
+          </w:p>
+          <w:p>
+            <w:pPr>
+              <w:jc w:val="both"/>
+              <w:rPr>
+                <w:b/>
+                <w:bCs/>
+                <w:sz w:val="26"/>
+                <w:szCs w:val="26"/>
+                <w:lang w:val="vi-VN"/>
+              </w:rPr>
+            </w:pPr>
+          </w:p>
+          <w:p>
+            <w:pPr>
+              <w:jc w:val="both"/>
+              <w:rPr>
+                <w:b/>
+                <w:bCs/>
+                <w:sz w:val="26"/>
+                <w:szCs w:val="26"/>
+                <w:lang w:val="vi-VN"/>
+              </w:rPr>
+            </w:pPr>
+          </w:p>
+          <w:p>
+            <w:pPr>
+              <w:jc w:val="both"/>
+              <w:rPr>
+                <w:b/>
+                <w:bCs/>
+                <w:sz w:val="26"/>
+                <w:szCs w:val="26"/>
+                <w:lang w:val="vi-VN"/>
+              </w:rPr>
+            </w:pPr>
+          </w:p>
+          <w:p>
+            <w:pPr>
+              <w:jc w:val="both"/>
+              <w:rPr>
+                <w:b/>
+                <w:bCs/>
+                <w:sz w:val="26"/>
+                <w:szCs w:val="26"/>
+                <w:lang w:val="vi-VN"/>
+              </w:rPr>
+            </w:pPr>
+          </w:p>
+          <w:p>
+            <w:pPr>
+              <w:jc w:val="both"/>
+              <w:rPr>
+                <w:b/>
+                <w:bCs/>
+                <w:sz w:val="26"/>
+                <w:szCs w:val="26"/>
+                <w:lang w:val="vi-VN"/>
+              </w:rPr>
+            </w:pPr>
+          </w:p>
+          <w:p>
+            <w:pPr>
+              <w:jc w:val="both"/>
+              <w:rPr>
+                <w:b/>
+                <w:bCs/>
+                <w:sz w:val="26"/>
+                <w:szCs w:val="26"/>
+                <w:lang w:val="vi-VN"/>
+              </w:rPr>
+            </w:pPr>
+          </w:p>
+          <w:p>
+            <w:pPr>
+              <w:jc w:val="both"/>
+              <w:rPr>
+                <w:b/>
+                <w:bCs/>
+                <w:sz w:val="26"/>
+                <w:szCs w:val="26"/>
+                <w:lang w:val="vi-VN"/>
+              </w:rPr>
+            </w:pPr>
+          </w:p>
+          <w:p>
+            <w:pPr>
+              <w:jc w:val="both"/>
+              <w:rPr>
+                <w:b/>
+                <w:bCs/>
+                <w:sz w:val="26"/>
+                <w:szCs w:val="26"/>
+                <w:lang w:val="vi-VN"/>
+              </w:rPr>
+            </w:pPr>
+          </w:p>
           <w:p>
             <w:pPr>
               <w:jc w:val="both"/>
@@ -6239,6 +6281,7 @@
           <w:sz w:val="36"/>
           <w:szCs w:val="36"/>
         </w:rPr>
+        <w:lastRenderedPageBreak/>
         <w:t>DANH</w:t>
       </w:r>
       <w:r>
@@ -6254,7 +6297,6 @@
     <w:p>
       <w:pPr>
         <w:pStyle w:val="Heading1"/>
-        <w:jc w:val="center"/>
         <w:rPr>
           <w:sz w:val="36"/>
           <w:szCs w:val="36"/>
@@ -6262,12 +6304,334 @@
         </w:rPr>
       </w:pPr>
       <w:bookmarkStart w:id="5" w:name="_Toc230888299"/>
-      <w:r>
+    </w:p>
+    <w:p>
+      <w:pPr>
+        <w:pStyle w:val="Heading1"/>
         <w:rPr>
           <w:sz w:val="36"/>
           <w:szCs w:val="36"/>
           <w:lang w:val="vi-VN"/>
         </w:rPr>
+      </w:pPr>
+    </w:p>
+    <w:p>
+      <w:pPr>
+        <w:pStyle w:val="Heading1"/>
+        <w:rPr>
+          <w:sz w:val="36"/>
+          <w:szCs w:val="36"/>
+          <w:lang w:val="vi-VN"/>
+        </w:rPr>
+      </w:pPr>
+    </w:p>
+    <w:p>
+      <w:pPr>
+        <w:pStyle w:val="Heading1"/>
+        <w:rPr>
+          <w:sz w:val="36"/>
+          <w:szCs w:val="36"/>
+          <w:lang w:val="vi-VN"/>
+        </w:rPr>
+      </w:pPr>
+    </w:p>
+    <w:p>
+      <w:pPr>
+        <w:pStyle w:val="Heading1"/>
+        <w:rPr>
+          <w:sz w:val="36"/>
+          <w:szCs w:val="36"/>
+          <w:lang w:val="vi-VN"/>
+        </w:rPr>
+      </w:pPr>
+    </w:p>
+    <w:p>
+      <w:pPr>
+        <w:pStyle w:val="Heading1"/>
+        <w:rPr>
+          <w:sz w:val="36"/>
+          <w:szCs w:val="36"/>
+          <w:lang w:val="vi-VN"/>
+        </w:rPr>
+      </w:pPr>
+    </w:p>
+    <w:p>
+      <w:pPr>
+        <w:pStyle w:val="Heading1"/>
+        <w:rPr>
+          <w:sz w:val="36"/>
+          <w:szCs w:val="36"/>
+          <w:lang w:val="vi-VN"/>
+        </w:rPr>
+      </w:pPr>
+    </w:p>
+    <w:p>
+      <w:pPr>
+        <w:pStyle w:val="Heading1"/>
+        <w:rPr>
+          <w:sz w:val="36"/>
+          <w:szCs w:val="36"/>
+          <w:lang w:val="vi-VN"/>
+        </w:rPr>
+      </w:pPr>
+    </w:p>
+    <w:p>
+      <w:pPr>
+        <w:pStyle w:val="Heading1"/>
+        <w:rPr>
+          <w:sz w:val="36"/>
+          <w:szCs w:val="36"/>
+          <w:lang w:val="vi-VN"/>
+        </w:rPr>
+      </w:pPr>
+    </w:p>
+    <w:p>
+      <w:pPr>
+        <w:pStyle w:val="Heading1"/>
+        <w:rPr>
+          <w:sz w:val="36"/>
+          <w:szCs w:val="36"/>
+          <w:lang w:val="vi-VN"/>
+        </w:rPr>
+      </w:pPr>
+    </w:p>
+    <w:p>
+      <w:pPr>
+        <w:pStyle w:val="Heading1"/>
+        <w:rPr>
+          <w:sz w:val="36"/>
+          <w:szCs w:val="36"/>
+          <w:lang w:val="vi-VN"/>
+        </w:rPr>
+      </w:pPr>
+    </w:p>
+    <w:p>
+      <w:pPr>
+        <w:pStyle w:val="Heading1"/>
+        <w:rPr>
+          <w:sz w:val="36"/>
+          <w:szCs w:val="36"/>
+          <w:lang w:val="vi-VN"/>
+        </w:rPr>
+      </w:pPr>
+    </w:p>
+    <w:p>
+      <w:pPr>
+        <w:pStyle w:val="Heading1"/>
+        <w:rPr>
+          <w:sz w:val="36"/>
+          <w:szCs w:val="36"/>
+          <w:lang w:val="vi-VN"/>
+        </w:rPr>
+      </w:pPr>
+    </w:p>
+    <w:p>
+      <w:pPr>
+        <w:pStyle w:val="Heading1"/>
+        <w:rPr>
+          <w:sz w:val="36"/>
+          <w:szCs w:val="36"/>
+          <w:lang w:val="vi-VN"/>
+        </w:rPr>
+      </w:pPr>
+    </w:p>
+    <w:p>
+      <w:pPr>
+        <w:pStyle w:val="Heading1"/>
+        <w:rPr>
+          <w:sz w:val="36"/>
+          <w:szCs w:val="36"/>
+          <w:lang w:val="vi-VN"/>
+        </w:rPr>
+      </w:pPr>
+    </w:p>
+    <w:p>
+      <w:pPr>
+        <w:pStyle w:val="Heading1"/>
+        <w:rPr>
+          <w:sz w:val="36"/>
+          <w:szCs w:val="36"/>
+          <w:lang w:val="vi-VN"/>
+        </w:rPr>
+      </w:pPr>
+    </w:p>
+    <w:p>
+      <w:pPr>
+        <w:pStyle w:val="Heading1"/>
+        <w:rPr>
+          <w:sz w:val="36"/>
+          <w:szCs w:val="36"/>
+          <w:lang w:val="vi-VN"/>
+        </w:rPr>
+      </w:pPr>
+    </w:p>
+    <w:p>
+      <w:pPr>
+        <w:pStyle w:val="Heading1"/>
+        <w:rPr>
+          <w:sz w:val="36"/>
+          <w:szCs w:val="36"/>
+          <w:lang w:val="vi-VN"/>
+        </w:rPr>
+      </w:pPr>
+    </w:p>
+    <w:p>
+      <w:pPr>
+        <w:pStyle w:val="Heading1"/>
+        <w:rPr>
+          <w:sz w:val="36"/>
+          <w:szCs w:val="36"/>
+          <w:lang w:val="vi-VN"/>
+        </w:rPr>
+      </w:pPr>
+    </w:p>
+    <w:p>
+      <w:pPr>
+        <w:pStyle w:val="Heading1"/>
+        <w:rPr>
+          <w:sz w:val="36"/>
+          <w:szCs w:val="36"/>
+          <w:lang w:val="vi-VN"/>
+        </w:rPr>
+      </w:pPr>
+    </w:p>
+    <w:p>
+      <w:pPr>
+        <w:pStyle w:val="Heading1"/>
+        <w:rPr>
+          <w:sz w:val="36"/>
+          <w:szCs w:val="36"/>
+          <w:lang w:val="vi-VN"/>
+        </w:rPr>
+      </w:pPr>
+    </w:p>
+    <w:p>
+      <w:pPr>
+        <w:pStyle w:val="Heading1"/>
+        <w:rPr>
+          <w:sz w:val="36"/>
+          <w:szCs w:val="36"/>
+          <w:lang w:val="vi-VN"/>
+        </w:rPr>
+      </w:pPr>
+    </w:p>
+    <w:p>
+      <w:pPr>
+        <w:pStyle w:val="Heading1"/>
+        <w:rPr>
+          <w:sz w:val="36"/>
+          <w:szCs w:val="36"/>
+          <w:lang w:val="vi-VN"/>
+        </w:rPr>
+      </w:pPr>
+    </w:p>
+    <w:p>
+      <w:pPr>
+        <w:pStyle w:val="Heading1"/>
+        <w:rPr>
+          <w:sz w:val="36"/>
+          <w:szCs w:val="36"/>
+          <w:lang w:val="vi-VN"/>
+        </w:rPr>
+      </w:pPr>
+    </w:p>
+    <w:p>
+      <w:pPr>
+        <w:pStyle w:val="Heading1"/>
+        <w:rPr>
+          <w:sz w:val="36"/>
+          <w:szCs w:val="36"/>
+          <w:lang w:val="vi-VN"/>
+        </w:rPr>
+      </w:pPr>
+    </w:p>
+    <w:p>
+      <w:pPr>
+        <w:pStyle w:val="Heading1"/>
+        <w:rPr>
+          <w:sz w:val="36"/>
+          <w:szCs w:val="36"/>
+          <w:lang w:val="vi-VN"/>
+        </w:rPr>
+      </w:pPr>
+    </w:p>
+    <w:p>
+      <w:pPr>
+        <w:pStyle w:val="Heading1"/>
+        <w:rPr>
+          <w:sz w:val="36"/>
+          <w:szCs w:val="36"/>
+          <w:lang w:val="vi-VN"/>
+        </w:rPr>
+      </w:pPr>
+    </w:p>
+    <w:p>
+      <w:pPr>
+        <w:pStyle w:val="Heading1"/>
+        <w:rPr>
+          <w:sz w:val="36"/>
+          <w:szCs w:val="36"/>
+          <w:lang w:val="vi-VN"/>
+        </w:rPr>
+      </w:pPr>
+    </w:p>
+    <w:p>
+      <w:pPr>
+        <w:pStyle w:val="Heading1"/>
+        <w:rPr>
+          <w:sz w:val="36"/>
+          <w:szCs w:val="36"/>
+          <w:lang w:val="vi-VN"/>
+        </w:rPr>
+      </w:pPr>
+    </w:p>
+    <w:p>
+      <w:pPr>
+        <w:pStyle w:val="Heading1"/>
+        <w:rPr>
+          <w:sz w:val="36"/>
+          <w:szCs w:val="36"/>
+          <w:lang w:val="vi-VN"/>
+        </w:rPr>
+      </w:pPr>
+    </w:p>
+    <w:p>
+      <w:pPr>
+        <w:pStyle w:val="Heading1"/>
+        <w:rPr>
+          <w:sz w:val="36"/>
+          <w:szCs w:val="36"/>
+          <w:lang w:val="vi-VN"/>
+        </w:rPr>
+      </w:pPr>
+    </w:p>
+    <w:p>
+      <w:pPr>
+        <w:pStyle w:val="Heading1"/>
+        <w:rPr>
+          <w:sz w:val="36"/>
+          <w:szCs w:val="36"/>
+          <w:lang w:val="vi-VN"/>
+        </w:rPr>
+      </w:pPr>
+    </w:p>
+    <w:p>
+      <w:pPr>
+        <w:pStyle w:val="Heading1"/>
+        <w:jc w:val="center"/>
+        <w:rPr>
+          <w:sz w:val="36"/>
+          <w:szCs w:val="36"/>
+          <w:lang w:val="vi-VN"/>
+        </w:rPr>
+      </w:pPr>
+      <w:r>
+        <w:rPr>
+          <w:sz w:val="36"/>
+          <w:szCs w:val="36"/>
+          <w:lang w:val="vi-VN"/>
+        </w:rPr>
+        <w:lastRenderedPageBreak/>
         <w:t>DANH MỤC BẢNG</w:t>
       </w:r>
       <w:bookmarkEnd w:id="5"/>
@@ -8171,43 +8535,18 @@
     </w:p>
     <w:p>
       <w:pPr>
-        <w:pStyle w:val="Heading2"/>
-        <w:jc w:val="both"/>
-        <w:rPr>
-          <w:b w:val="0"/>
-          <w:bCs w:val="0"/>
-          <w:color w:val="auto"/>
-          <w:sz w:val="26"/>
-          <w:szCs w:val="26"/>
+        <w:ind w:firstLine="720"/>
+        <w:rPr>
           <w:lang w:val="vi-VN"/>
         </w:rPr>
       </w:pPr>
       <w:bookmarkStart w:id="15" w:name="_Toc230888309"/>
       <w:r>
         <w:rPr>
-          <w:b w:val="0"/>
-          <w:bCs w:val="0"/>
-          <w:color w:val="auto"/>
-          <w:sz w:val="26"/>
-          <w:szCs w:val="26"/>
-          <w:lang w:val="vi-VN"/>
-        </w:rPr>
-        <w:t>Giai đoạn phân tích hệ thống là bước trọng yếu để định hình rõ các yêu cầu về mặt nghiệp vụ cũng như xác định các luồng thao tác của người dùng trên ứng dụng.</w:t>
-      </w:r>
-    </w:p>
-    <w:p>
-      <w:pPr>
-        <w:pStyle w:val="Heading2"/>
-        <w:jc w:val="both"/>
-        <w:rPr>
-          <w:b w:val="0"/>
-          <w:bCs w:val="0"/>
-          <w:color w:val="auto"/>
-          <w:sz w:val="26"/>
-          <w:szCs w:val="26"/>
-          <w:lang w:val="vi-VN"/>
-        </w:rPr>
-      </w:pPr>
+          <w:lang w:val="vi-VN"/>
+        </w:rPr>
+        <w:t>Chương này đi sâu vào việc phân tích chi tiết các yêu cầu hệ thống đã được đúc kết từ quá trình khảo sát ở Chương 1. Việc phân tích bao gồm việc lập mô hình hóa nghiệp vụ để hiểu rõ luồng công việc, mô hình hóa chức năng để định hình các Use Case cốt lõi, và xây dựng sơ đồ lớp mức phân tích để tạo nền tảng cho kiến trúc phần mềm. Đây là bước đệm quan trọng giúp chuyển đổi các nhu cầu thực tiễn thành các đặc tả kỹ thuật rõ ràng.</w:t>
+      </w:r>
     </w:p>
     <w:p>
       <w:pPr>
@@ -8349,583 +8688,175 @@
     </w:p>
     <w:p>
       <w:pPr>
-        <w:tabs>
-          <w:tab w:val="left" w:pos="720"/>
-        </w:tabs>
-        <w:spacing w:after="120" w:line="312" w:lineRule="auto"/>
         <w:ind w:firstLine="720"/>
-        <w:jc w:val="both"/>
-        <w:rPr>
-          <w:sz w:val="26"/>
-          <w:szCs w:val="26"/>
-        </w:rPr>
-      </w:pPr>
-      <w:proofErr w:type="spellStart"/>
-      <w:r>
-        <w:rPr>
-          <w:sz w:val="26"/>
-          <w:szCs w:val="26"/>
-        </w:rPr>
+      </w:pPr>
+      <w:proofErr w:type="spellStart"/>
+      <w:r>
         <w:t>Hệ</w:t>
       </w:r>
       <w:proofErr w:type="spellEnd"/>
       <w:r>
-        <w:rPr>
-          <w:sz w:val="26"/>
-          <w:szCs w:val="26"/>
-        </w:rPr>
-        <w:t xml:space="preserve"> </w:t>
-      </w:r>
-      <w:proofErr w:type="spellStart"/>
-      <w:r>
-        <w:rPr>
-          <w:sz w:val="26"/>
-          <w:szCs w:val="26"/>
-        </w:rPr>
+        <w:t xml:space="preserve"> </w:t>
+      </w:r>
+      <w:proofErr w:type="spellStart"/>
+      <w:r>
         <w:t>thống</w:t>
       </w:r>
       <w:proofErr w:type="spellEnd"/>
       <w:r>
-        <w:rPr>
-          <w:sz w:val="26"/>
-          <w:szCs w:val="26"/>
-        </w:rPr>
-        <w:t xml:space="preserve"> </w:t>
-      </w:r>
-      <w:proofErr w:type="spellStart"/>
-      <w:r>
-        <w:rPr>
-          <w:sz w:val="26"/>
-          <w:szCs w:val="26"/>
-        </w:rPr>
+        <w:t xml:space="preserve"> </w:t>
+      </w:r>
+      <w:proofErr w:type="spellStart"/>
+      <w:r>
         <w:t>quản</w:t>
       </w:r>
       <w:proofErr w:type="spellEnd"/>
       <w:r>
-        <w:rPr>
-          <w:sz w:val="26"/>
-          <w:szCs w:val="26"/>
-        </w:rPr>
-        <w:t xml:space="preserve"> </w:t>
-      </w:r>
-      <w:proofErr w:type="spellStart"/>
-      <w:r>
-        <w:rPr>
-          <w:sz w:val="26"/>
-          <w:szCs w:val="26"/>
-        </w:rPr>
+        <w:t xml:space="preserve"> </w:t>
+      </w:r>
+      <w:proofErr w:type="spellStart"/>
+      <w:r>
         <w:t>lý</w:t>
       </w:r>
       <w:proofErr w:type="spellEnd"/>
       <w:r>
-        <w:rPr>
-          <w:sz w:val="26"/>
-          <w:szCs w:val="26"/>
-        </w:rPr>
-        <w:t xml:space="preserve"> </w:t>
-      </w:r>
-      <w:proofErr w:type="spellStart"/>
-      <w:r>
-        <w:rPr>
-          <w:sz w:val="26"/>
-          <w:szCs w:val="26"/>
-        </w:rPr>
-        <w:t>sản</w:t>
-      </w:r>
-      <w:proofErr w:type="spellEnd"/>
-      <w:r>
-        <w:rPr>
-          <w:sz w:val="26"/>
-          <w:szCs w:val="26"/>
-        </w:rPr>
-        <w:t xml:space="preserve"> </w:t>
-      </w:r>
-      <w:proofErr w:type="spellStart"/>
-      <w:r>
-        <w:rPr>
-          <w:sz w:val="26"/>
-          <w:szCs w:val="26"/>
-        </w:rPr>
-        <w:t>xuất</w:t>
-      </w:r>
-      <w:proofErr w:type="spellEnd"/>
-      <w:r>
-        <w:rPr>
-          <w:sz w:val="26"/>
-          <w:szCs w:val="26"/>
-        </w:rPr>
-        <w:t xml:space="preserve"> GMP-WHO </w:t>
-      </w:r>
-      <w:proofErr w:type="spellStart"/>
-      <w:r>
-        <w:rPr>
-          <w:sz w:val="26"/>
-          <w:szCs w:val="26"/>
-        </w:rPr>
-        <w:t>yêu</w:t>
-      </w:r>
-      <w:proofErr w:type="spellEnd"/>
-      <w:r>
-        <w:rPr>
-          <w:sz w:val="26"/>
-          <w:szCs w:val="26"/>
-        </w:rPr>
-        <w:t xml:space="preserve"> </w:t>
-      </w:r>
-      <w:proofErr w:type="spellStart"/>
-      <w:r>
-        <w:rPr>
-          <w:sz w:val="26"/>
-          <w:szCs w:val="26"/>
-        </w:rPr>
-        <w:t>cầu</w:t>
-      </w:r>
-      <w:proofErr w:type="spellEnd"/>
-      <w:r>
-        <w:rPr>
-          <w:sz w:val="26"/>
-          <w:szCs w:val="26"/>
-        </w:rPr>
-        <w:t xml:space="preserve"> </w:t>
-      </w:r>
-      <w:proofErr w:type="spellStart"/>
-      <w:r>
-        <w:rPr>
-          <w:sz w:val="26"/>
-          <w:szCs w:val="26"/>
-        </w:rPr>
-        <w:t>sự</w:t>
-      </w:r>
-      <w:proofErr w:type="spellEnd"/>
-      <w:r>
-        <w:rPr>
-          <w:sz w:val="26"/>
-          <w:szCs w:val="26"/>
-        </w:rPr>
-        <w:t xml:space="preserve"> </w:t>
-      </w:r>
-      <w:proofErr w:type="spellStart"/>
-      <w:r>
-        <w:rPr>
-          <w:sz w:val="26"/>
-          <w:szCs w:val="26"/>
-        </w:rPr>
-        <w:t>phối</w:t>
-      </w:r>
-      <w:proofErr w:type="spellEnd"/>
-      <w:r>
-        <w:rPr>
-          <w:sz w:val="26"/>
-          <w:szCs w:val="26"/>
-        </w:rPr>
-        <w:t xml:space="preserve"> </w:t>
-      </w:r>
-      <w:proofErr w:type="spellStart"/>
-      <w:r>
-        <w:rPr>
-          <w:sz w:val="26"/>
-          <w:szCs w:val="26"/>
-        </w:rPr>
-        <w:t>hợp</w:t>
-      </w:r>
-      <w:proofErr w:type="spellEnd"/>
-      <w:r>
-        <w:rPr>
-          <w:sz w:val="26"/>
-          <w:szCs w:val="26"/>
-        </w:rPr>
-        <w:t xml:space="preserve"> </w:t>
-      </w:r>
-      <w:proofErr w:type="spellStart"/>
-      <w:r>
-        <w:rPr>
-          <w:sz w:val="26"/>
-          <w:szCs w:val="26"/>
-        </w:rPr>
-        <w:t>chặt</w:t>
-      </w:r>
-      <w:proofErr w:type="spellEnd"/>
-      <w:r>
-        <w:rPr>
-          <w:sz w:val="26"/>
-          <w:szCs w:val="26"/>
-        </w:rPr>
-        <w:t xml:space="preserve"> </w:t>
-      </w:r>
-      <w:proofErr w:type="spellStart"/>
-      <w:r>
-        <w:rPr>
-          <w:sz w:val="26"/>
-          <w:szCs w:val="26"/>
-        </w:rPr>
-        <w:t>chẽ</w:t>
-      </w:r>
-      <w:proofErr w:type="spellEnd"/>
-      <w:r>
-        <w:rPr>
-          <w:sz w:val="26"/>
-          <w:szCs w:val="26"/>
-        </w:rPr>
-        <w:t xml:space="preserve"> </w:t>
-      </w:r>
-      <w:proofErr w:type="spellStart"/>
-      <w:r>
-        <w:rPr>
-          <w:sz w:val="26"/>
-          <w:szCs w:val="26"/>
-        </w:rPr>
-        <w:t>giữa</w:t>
-      </w:r>
-      <w:proofErr w:type="spellEnd"/>
-      <w:r>
-        <w:rPr>
-          <w:sz w:val="26"/>
-          <w:szCs w:val="26"/>
-        </w:rPr>
-        <w:t xml:space="preserve"> </w:t>
-      </w:r>
-      <w:proofErr w:type="spellStart"/>
-      <w:r>
-        <w:rPr>
-          <w:sz w:val="26"/>
-          <w:szCs w:val="26"/>
-        </w:rPr>
-        <w:t>nhiều</w:t>
-      </w:r>
-      <w:proofErr w:type="spellEnd"/>
-      <w:r>
-        <w:rPr>
-          <w:sz w:val="26"/>
-          <w:szCs w:val="26"/>
-        </w:rPr>
-        <w:t xml:space="preserve"> </w:t>
-      </w:r>
-      <w:proofErr w:type="spellStart"/>
-      <w:r>
-        <w:rPr>
-          <w:sz w:val="26"/>
-          <w:szCs w:val="26"/>
-        </w:rPr>
-        <w:t>bộ</w:t>
-      </w:r>
-      <w:proofErr w:type="spellEnd"/>
-      <w:r>
-        <w:rPr>
-          <w:sz w:val="26"/>
-          <w:szCs w:val="26"/>
-        </w:rPr>
-        <w:t xml:space="preserve"> </w:t>
-      </w:r>
-      <w:proofErr w:type="spellStart"/>
-      <w:r>
-        <w:rPr>
-          <w:sz w:val="26"/>
-          <w:szCs w:val="26"/>
-        </w:rPr>
-        <w:t>phận</w:t>
-      </w:r>
-      <w:proofErr w:type="spellEnd"/>
-      <w:r>
-        <w:rPr>
-          <w:sz w:val="26"/>
-          <w:szCs w:val="26"/>
-        </w:rPr>
-        <w:t xml:space="preserve">. </w:t>
-      </w:r>
-      <w:proofErr w:type="spellStart"/>
-      <w:r>
-        <w:rPr>
-          <w:sz w:val="26"/>
-          <w:szCs w:val="26"/>
-        </w:rPr>
-        <w:t>Nguyên</w:t>
-      </w:r>
-      <w:proofErr w:type="spellEnd"/>
-      <w:r>
-        <w:rPr>
-          <w:sz w:val="26"/>
-          <w:szCs w:val="26"/>
-        </w:rPr>
-        <w:t xml:space="preserve"> </w:t>
-      </w:r>
-      <w:proofErr w:type="spellStart"/>
-      <w:r>
-        <w:rPr>
-          <w:sz w:val="26"/>
-          <w:szCs w:val="26"/>
-        </w:rPr>
-        <w:t>tắc</w:t>
-      </w:r>
-      <w:proofErr w:type="spellEnd"/>
-      <w:r>
-        <w:rPr>
-          <w:sz w:val="26"/>
-          <w:szCs w:val="26"/>
-        </w:rPr>
-        <w:t xml:space="preserve"> </w:t>
-      </w:r>
-      <w:proofErr w:type="spellStart"/>
-      <w:r>
-        <w:rPr>
-          <w:sz w:val="26"/>
-          <w:szCs w:val="26"/>
-        </w:rPr>
-        <w:t>cốt</w:t>
-      </w:r>
-      <w:proofErr w:type="spellEnd"/>
-      <w:r>
-        <w:rPr>
-          <w:sz w:val="26"/>
-          <w:szCs w:val="26"/>
-        </w:rPr>
-        <w:t xml:space="preserve"> </w:t>
-      </w:r>
-      <w:proofErr w:type="spellStart"/>
-      <w:r>
-        <w:rPr>
-          <w:sz w:val="26"/>
-          <w:szCs w:val="26"/>
-        </w:rPr>
-        <w:t>lõi</w:t>
-      </w:r>
-      <w:proofErr w:type="spellEnd"/>
-      <w:r>
-        <w:rPr>
-          <w:sz w:val="26"/>
-          <w:szCs w:val="26"/>
-        </w:rPr>
-        <w:t xml:space="preserve"> </w:t>
-      </w:r>
-      <w:proofErr w:type="spellStart"/>
-      <w:r>
-        <w:rPr>
-          <w:sz w:val="26"/>
-          <w:szCs w:val="26"/>
-        </w:rPr>
-        <w:t>là</w:t>
-      </w:r>
-      <w:proofErr w:type="spellEnd"/>
-      <w:r>
-        <w:rPr>
-          <w:sz w:val="26"/>
-          <w:szCs w:val="26"/>
-        </w:rPr>
-        <w:t xml:space="preserve"> </w:t>
-      </w:r>
-      <w:proofErr w:type="spellStart"/>
-      <w:r>
-        <w:rPr>
-          <w:sz w:val="26"/>
-          <w:szCs w:val="26"/>
-        </w:rPr>
-        <w:t>p</w:t>
-      </w:r>
-      <w:r>
-        <w:rPr>
-          <w:sz w:val="26"/>
-          <w:szCs w:val="26"/>
-        </w:rPr>
-        <w:t>hân</w:t>
-      </w:r>
-      <w:proofErr w:type="spellEnd"/>
-      <w:r>
-        <w:rPr>
-          <w:sz w:val="26"/>
-          <w:szCs w:val="26"/>
-        </w:rPr>
-        <w:t xml:space="preserve"> </w:t>
-      </w:r>
-      <w:proofErr w:type="spellStart"/>
-      <w:r>
-        <w:rPr>
-          <w:sz w:val="26"/>
-          <w:szCs w:val="26"/>
-        </w:rPr>
-        <w:t>quyền</w:t>
-      </w:r>
-      <w:proofErr w:type="spellEnd"/>
-      <w:r>
-        <w:rPr>
-          <w:sz w:val="26"/>
-          <w:szCs w:val="26"/>
-        </w:rPr>
-        <w:t xml:space="preserve"> </w:t>
-      </w:r>
-      <w:proofErr w:type="spellStart"/>
-      <w:r>
-        <w:rPr>
-          <w:sz w:val="26"/>
-          <w:szCs w:val="26"/>
-        </w:rPr>
-        <w:t>tối</w:t>
-      </w:r>
-      <w:proofErr w:type="spellEnd"/>
-      <w:r>
-        <w:rPr>
-          <w:sz w:val="26"/>
-          <w:szCs w:val="26"/>
-        </w:rPr>
-        <w:t xml:space="preserve"> </w:t>
-      </w:r>
-      <w:proofErr w:type="spellStart"/>
-      <w:r>
-        <w:rPr>
-          <w:sz w:val="26"/>
-          <w:szCs w:val="26"/>
-        </w:rPr>
-        <w:t>thiểu</w:t>
-      </w:r>
-      <w:proofErr w:type="spellEnd"/>
-      <w:r>
-        <w:rPr>
-          <w:sz w:val="26"/>
-          <w:szCs w:val="26"/>
-        </w:rPr>
-        <w:t xml:space="preserve"> </w:t>
-      </w:r>
-      <w:proofErr w:type="spellStart"/>
-      <w:r>
-        <w:rPr>
-          <w:sz w:val="26"/>
-          <w:szCs w:val="26"/>
-        </w:rPr>
-        <w:t>nhằm</w:t>
-      </w:r>
-      <w:proofErr w:type="spellEnd"/>
-      <w:r>
-        <w:rPr>
-          <w:sz w:val="26"/>
-          <w:szCs w:val="26"/>
-        </w:rPr>
-        <w:t xml:space="preserve"> </w:t>
-      </w:r>
-      <w:proofErr w:type="spellStart"/>
-      <w:r>
-        <w:rPr>
-          <w:sz w:val="26"/>
-          <w:szCs w:val="26"/>
-        </w:rPr>
-        <w:t>đảm</w:t>
-      </w:r>
-      <w:proofErr w:type="spellEnd"/>
-      <w:r>
-        <w:rPr>
-          <w:sz w:val="26"/>
-          <w:szCs w:val="26"/>
-        </w:rPr>
-        <w:t xml:space="preserve"> </w:t>
-      </w:r>
-      <w:proofErr w:type="spellStart"/>
-      <w:r>
-        <w:rPr>
-          <w:sz w:val="26"/>
-          <w:szCs w:val="26"/>
-        </w:rPr>
-        <w:t>bảo</w:t>
-      </w:r>
-      <w:proofErr w:type="spellEnd"/>
-      <w:r>
-        <w:rPr>
-          <w:sz w:val="26"/>
-          <w:szCs w:val="26"/>
-        </w:rPr>
-        <w:t xml:space="preserve"> an </w:t>
-      </w:r>
-      <w:proofErr w:type="spellStart"/>
-      <w:r>
-        <w:rPr>
-          <w:sz w:val="26"/>
-          <w:szCs w:val="26"/>
-        </w:rPr>
-        <w:t>toàn</w:t>
-      </w:r>
-      <w:proofErr w:type="spellEnd"/>
-      <w:r>
-        <w:rPr>
-          <w:sz w:val="26"/>
-          <w:szCs w:val="26"/>
-        </w:rPr>
-        <w:t xml:space="preserve"> </w:t>
-      </w:r>
-      <w:proofErr w:type="spellStart"/>
-      <w:r>
-        <w:rPr>
-          <w:sz w:val="26"/>
-          <w:szCs w:val="26"/>
-        </w:rPr>
-        <w:t>và</w:t>
-      </w:r>
-      <w:proofErr w:type="spellEnd"/>
-      <w:r>
-        <w:rPr>
-          <w:sz w:val="26"/>
-          <w:szCs w:val="26"/>
-        </w:rPr>
-        <w:t xml:space="preserve"> </w:t>
-      </w:r>
-      <w:proofErr w:type="spellStart"/>
-      <w:r>
-        <w:rPr>
-          <w:sz w:val="26"/>
-          <w:szCs w:val="26"/>
-        </w:rPr>
-        <w:t>truy</w:t>
-      </w:r>
-      <w:proofErr w:type="spellEnd"/>
-      <w:r>
-        <w:rPr>
-          <w:sz w:val="26"/>
-          <w:szCs w:val="26"/>
-        </w:rPr>
-        <w:t xml:space="preserve"> </w:t>
-      </w:r>
-      <w:proofErr w:type="spellStart"/>
-      <w:r>
-        <w:rPr>
-          <w:sz w:val="26"/>
-          <w:szCs w:val="26"/>
-        </w:rPr>
-        <w:t>xuất</w:t>
-      </w:r>
-      <w:proofErr w:type="spellEnd"/>
-      <w:r>
-        <w:rPr>
-          <w:sz w:val="26"/>
-          <w:szCs w:val="26"/>
-        </w:rPr>
-        <w:t xml:space="preserve"> </w:t>
-      </w:r>
-      <w:proofErr w:type="spellStart"/>
-      <w:r>
-        <w:rPr>
-          <w:sz w:val="26"/>
-          <w:szCs w:val="26"/>
-        </w:rPr>
-        <w:t>dữ</w:t>
-      </w:r>
-      <w:proofErr w:type="spellEnd"/>
-      <w:r>
-        <w:rPr>
-          <w:sz w:val="26"/>
-          <w:szCs w:val="26"/>
-        </w:rPr>
-        <w:t xml:space="preserve"> </w:t>
-      </w:r>
-      <w:proofErr w:type="spellStart"/>
-      <w:r>
-        <w:rPr>
-          <w:sz w:val="26"/>
-          <w:szCs w:val="26"/>
-        </w:rPr>
-        <w:t>liệu</w:t>
-      </w:r>
-      <w:proofErr w:type="spellEnd"/>
-      <w:r>
-        <w:rPr>
-          <w:sz w:val="26"/>
-          <w:szCs w:val="26"/>
-        </w:rPr>
-        <w:t>.</w:t>
+        <w:t xml:space="preserve"> chi </w:t>
+      </w:r>
+      <w:proofErr w:type="spellStart"/>
+      <w:r>
+        <w:t>tiêu</w:t>
+      </w:r>
+      <w:proofErr w:type="spellEnd"/>
+      <w:r>
+        <w:t xml:space="preserve"> </w:t>
+      </w:r>
+      <w:proofErr w:type="spellStart"/>
+      <w:r>
+        <w:t>được</w:t>
+      </w:r>
+      <w:proofErr w:type="spellEnd"/>
+      <w:r>
+        <w:t xml:space="preserve"> </w:t>
+      </w:r>
+      <w:proofErr w:type="spellStart"/>
+      <w:r>
+        <w:t>mô</w:t>
+      </w:r>
+      <w:proofErr w:type="spellEnd"/>
+      <w:r>
+        <w:t xml:space="preserve"> </w:t>
+      </w:r>
+      <w:proofErr w:type="spellStart"/>
+      <w:r>
+        <w:t>hình</w:t>
+      </w:r>
+      <w:proofErr w:type="spellEnd"/>
+      <w:r>
+        <w:t xml:space="preserve"> </w:t>
+      </w:r>
+      <w:proofErr w:type="spellStart"/>
+      <w:r>
+        <w:t>hóa</w:t>
+      </w:r>
+      <w:proofErr w:type="spellEnd"/>
+      <w:r>
+        <w:t xml:space="preserve"> </w:t>
+      </w:r>
+      <w:proofErr w:type="spellStart"/>
+      <w:r>
+        <w:t>với</w:t>
+      </w:r>
+      <w:proofErr w:type="spellEnd"/>
+      <w:r>
+        <w:t xml:space="preserve"> </w:t>
+      </w:r>
+      <w:proofErr w:type="spellStart"/>
+      <w:r>
+        <w:t>các</w:t>
+      </w:r>
+      <w:proofErr w:type="spellEnd"/>
+      <w:r>
+        <w:t xml:space="preserve"> </w:t>
+      </w:r>
+      <w:proofErr w:type="spellStart"/>
+      <w:r>
+        <w:t>tác</w:t>
+      </w:r>
+      <w:proofErr w:type="spellEnd"/>
+      <w:r>
+        <w:t xml:space="preserve"> </w:t>
+      </w:r>
+      <w:proofErr w:type="spellStart"/>
+      <w:r>
+        <w:t>nhân</w:t>
+      </w:r>
+      <w:proofErr w:type="spellEnd"/>
+      <w:r>
+        <w:t xml:space="preserve"> (Actor) </w:t>
+      </w:r>
+      <w:proofErr w:type="spellStart"/>
+      <w:r>
+        <w:t>chính</w:t>
+      </w:r>
+      <w:proofErr w:type="spellEnd"/>
+      <w:r>
+        <w:t xml:space="preserve"> </w:t>
+      </w:r>
+      <w:proofErr w:type="spellStart"/>
+      <w:r>
+        <w:t>tham</w:t>
+      </w:r>
+      <w:proofErr w:type="spellEnd"/>
+      <w:r>
+        <w:t xml:space="preserve"> </w:t>
+      </w:r>
+      <w:proofErr w:type="spellStart"/>
+      <w:r>
+        <w:t>gia</w:t>
+      </w:r>
+      <w:proofErr w:type="spellEnd"/>
+      <w:r>
+        <w:t xml:space="preserve"> </w:t>
+      </w:r>
+      <w:proofErr w:type="spellStart"/>
+      <w:r>
+        <w:t>vào</w:t>
+      </w:r>
+      <w:proofErr w:type="spellEnd"/>
+      <w:r>
+        <w:t xml:space="preserve"> </w:t>
+      </w:r>
+      <w:proofErr w:type="spellStart"/>
+      <w:r>
+        <w:t>quy</w:t>
+      </w:r>
+      <w:proofErr w:type="spellEnd"/>
+      <w:r>
+        <w:t xml:space="preserve"> </w:t>
+      </w:r>
+      <w:proofErr w:type="spellStart"/>
+      <w:r>
+        <w:t>trình</w:t>
+      </w:r>
+      <w:proofErr w:type="spellEnd"/>
+      <w:r>
+        <w:t xml:space="preserve"> </w:t>
+      </w:r>
+      <w:proofErr w:type="spellStart"/>
+      <w:r>
+        <w:t>nghiệp</w:t>
+      </w:r>
+      <w:proofErr w:type="spellEnd"/>
+      <w:r>
+        <w:t xml:space="preserve"> </w:t>
+      </w:r>
+      <w:proofErr w:type="spellStart"/>
+      <w:r>
+        <w:t>vụ</w:t>
+      </w:r>
+      <w:proofErr w:type="spellEnd"/>
+      <w:r>
+        <w:t>:</w:t>
       </w:r>
     </w:p>
     <w:p>
@@ -8936,6 +8867,9 @@
           <w:lang w:val="vi-VN"/>
         </w:rPr>
       </w:pPr>
+      <w:r>
+        <w:tab/>
+      </w:r>
       <w:r>
         <w:t xml:space="preserve"> </w:t>
       </w:r>
